--- a/docs/das/GRY2203_EFT_S9_Grupo7_DAS.docx
+++ b/docs/das/GRY2203_EFT_S9_Grupo7_DAS.docx
@@ -737,6 +737,9 @@
               </w:rPr>
               <w:t xml:space="preserve">: </w:t>
             </w:r>
+            <w:r>
+              <w:t>8 de octubre de 2026</w:t>
+            </w:r>
           </w:p>
         </w:tc>
       </w:tr>
@@ -30092,21 +30095,8 @@
         </w:rPr>
       </w:pPr>
       <w:r>
-        <w:rPr>
-          <w:lang w:val="es-ES_tradnl"/>
-        </w:rPr>
-        <w:t xml:space="preserve">La versión de alta fidelidad se trabajó en Adobe XD y se complementó con un prototipo web construido con HTML5, CSS, Bootstrap 5.3.8 y JavaScript. Esta combinación permitió disponer de una representación visual detallada y, al mismo tiempo, de una versión navegable en navegador capaz de simular cambios de pantalla, formularios, menús y comportamiento responsive. Prototipo publicado: </w:t>
+        <w:t>La versión de alta fidelidad se construyó como un prototipo web con HTML5, CSS, Bootstrap 5.3.8 y JavaScript. Esta implementación permitió disponer de una representación visual detallada y navegable en navegador, capaz de simular cambios de pantalla, formularios, menús diferenciados por rol y comportamiento responsive. El archivo HTML forma parte de los artefactos de la entrega.</w:t>
       </w:r>
-      <w:hyperlink r:id="rId28">
-        <w:r>
-          <w:rPr>
-            <w:color w:val="0563C1"/>
-            <w:u w:val="single"/>
-            <w:lang w:val="es-ES_tradnl"/>
-          </w:rPr>
-          <w:t>https://xd.adobe.com/view/aba24512-c1cb-4a5e-8f3e-6a824c4666ce-fef1/</w:t>
-        </w:r>
-      </w:hyperlink>
     </w:p>
     <w:p>
       <w:pPr>
@@ -31412,24 +31402,7 @@
         </w:rPr>
       </w:pPr>
       <w:r>
-        <w:rPr>
-          <w:lang w:val="es-ES_tradnl"/>
-        </w:rPr>
-        <w:t xml:space="preserve">En accesibilidad se aplicaron los principios POUR: contenido perceptible, controles operables, mensajes comprensibles y una estructura robusta. Se utilizaron contrastes visuales adecuados, tamaños de texto legibles, etiquetas en formularios, iconos acompañados de texto y adaptación responsive. En dispositivos móviles, las tablas se presentan dentro de contenedores responsivos y la navegación lateral se transforma en un menú </w:t>
-      </w:r>
-      <w:proofErr w:type="spellStart"/>
-      <w:r>
-        <w:rPr>
-          <w:lang w:val="es-ES_tradnl"/>
-        </w:rPr>
-        <w:t>offcanvas</w:t>
-      </w:r>
-      <w:proofErr w:type="spellEnd"/>
-      <w:r>
-        <w:rPr>
-          <w:lang w:val="es-ES_tradnl"/>
-        </w:rPr>
-        <w:t xml:space="preserve"> para evitar cortes de contenido.</w:t>
+        <w:t>En accesibilidad se aplicaron los principios POUR: contenido perceptible, controles operables, mensajes comprensibles y una estructura robusta. Se utilizaron contrastes visuales adecuados, tamaños de texto legibles, etiquetas en formularios, iconos acompañados de texto y adaptación responsive. En dispositivos móviles, las tablas se presentan dentro de contenedores responsivos y la navegación lateral se transforma en un menú offcanvas para evitar cortes de contenido. El prototipo toma como referencia WCAG 2.1 nivel AA para orientar estas decisiones; no se declara conformidad completa sin una auditoría formal de accesibilidad.</w:t>
       </w:r>
     </w:p>
     <w:p>
@@ -32001,104 +31974,6 @@
                 <w:lang w:val="es-ES_tradnl"/>
               </w:rPr>
               <w:t>Permitió simular navegación, cambios de pantalla e interacciones sin implementar lógica de negocio real.</w:t>
-            </w:r>
-          </w:p>
-        </w:tc>
-      </w:tr>
-      <w:tr>
-        <w:trPr>
-          <w:cantSplit/>
-          <w:jc w:val="center"/>
-        </w:trPr>
-        <w:tc>
-          <w:tcPr>
-            <w:tcW w:w="1667" w:type="pct"/>
-            <w:tcMar>
-              <w:top w:w="80" w:type="dxa"/>
-              <w:left w:w="100" w:type="dxa"/>
-              <w:bottom w:w="80" w:type="dxa"/>
-              <w:right w:w="100" w:type="dxa"/>
-            </w:tcMar>
-            <w:vAlign w:val="center"/>
-          </w:tcPr>
-          <w:p>
-            <w:pPr>
-              <w:spacing w:line="360" w:lineRule="auto"/>
-              <w:rPr>
-                <w:lang w:val="es-ES_tradnl"/>
-              </w:rPr>
-            </w:pPr>
-            <w:r>
-              <w:rPr>
-                <w:lang w:val="es-ES_tradnl"/>
-              </w:rPr>
-              <w:t>Adobe XD</w:t>
-            </w:r>
-          </w:p>
-        </w:tc>
-        <w:tc>
-          <w:tcPr>
-            <w:tcW w:w="1667" w:type="pct"/>
-            <w:tcMar>
-              <w:top w:w="80" w:type="dxa"/>
-              <w:left w:w="100" w:type="dxa"/>
-              <w:bottom w:w="80" w:type="dxa"/>
-              <w:right w:w="100" w:type="dxa"/>
-            </w:tcMar>
-            <w:vAlign w:val="center"/>
-          </w:tcPr>
-          <w:p>
-            <w:pPr>
-              <w:spacing w:line="360" w:lineRule="auto"/>
-              <w:rPr>
-                <w:lang w:val="es-ES_tradnl"/>
-              </w:rPr>
-            </w:pPr>
-            <w:r>
-              <w:rPr>
-                <w:lang w:val="es-ES_tradnl"/>
-              </w:rPr>
-              <w:t>Alta fidelidad</w:t>
-            </w:r>
-          </w:p>
-        </w:tc>
-        <w:tc>
-          <w:tcPr>
-            <w:tcW w:w="1667" w:type="pct"/>
-            <w:tcMar>
-              <w:top w:w="80" w:type="dxa"/>
-              <w:left w:w="100" w:type="dxa"/>
-              <w:bottom w:w="80" w:type="dxa"/>
-              <w:right w:w="100" w:type="dxa"/>
-            </w:tcMar>
-            <w:vAlign w:val="center"/>
-          </w:tcPr>
-          <w:p>
-            <w:pPr>
-              <w:spacing w:line="360" w:lineRule="auto"/>
-              <w:rPr>
-                <w:lang w:val="es-ES_tradnl"/>
-              </w:rPr>
-            </w:pPr>
-            <w:r>
-              <w:rPr>
-                <w:lang w:val="es-ES_tradnl"/>
-              </w:rPr>
-              <w:t xml:space="preserve">Se utilizó para definir el sistema visual, componentes, </w:t>
-            </w:r>
-            <w:proofErr w:type="spellStart"/>
-            <w:r>
-              <w:rPr>
-                <w:lang w:val="es-ES_tradnl"/>
-              </w:rPr>
-              <w:t>artboards</w:t>
-            </w:r>
-            <w:proofErr w:type="spellEnd"/>
-            <w:r>
-              <w:rPr>
-                <w:lang w:val="es-ES_tradnl"/>
-              </w:rPr>
-              <w:t>, flujos e interacciones del prototipo de alta fidelidad.</w:t>
             </w:r>
           </w:p>
         </w:tc>

--- a/docs/das/GRY2203_EFT_S9_Grupo7_DAS.docx
+++ b/docs/das/GRY2203_EFT_S9_Grupo7_DAS.docx
@@ -737,9 +737,6 @@
               </w:rPr>
               <w:t xml:space="preserve">: </w:t>
             </w:r>
-            <w:r>
-              <w:t>8 de octubre de 2026</w:t>
-            </w:r>
           </w:p>
         </w:tc>
       </w:tr>
@@ -6684,25 +6681,7 @@
                 <w:noProof/>
                 <w:lang w:val="es-ES_tradnl"/>
               </w:rPr>
-              <w:t>Bibliografí</w:t>
-            </w:r>
-            <w:r>
-              <w:rPr>
-                <w:rStyle w:val="Hipervnculo"/>
-                <w:rFonts w:ascii="Arial" w:hAnsi="Arial"/>
-                <w:noProof/>
-                <w:lang w:val="es-ES_tradnl"/>
-              </w:rPr>
-              <w:t>a</w:t>
-            </w:r>
-            <w:r>
-              <w:rPr>
-                <w:rStyle w:val="Hipervnculo"/>
-                <w:rFonts w:ascii="Arial" w:hAnsi="Arial"/>
-                <w:noProof/>
-                <w:lang w:val="es-ES_tradnl"/>
-              </w:rPr>
-              <w:t xml:space="preserve"> y documentación relacionada</w:t>
+              <w:t>Bibliografía y documentación relacionada</w:t>
             </w:r>
             <w:r>
               <w:rPr>
@@ -30168,6 +30147,74 @@
                     <pic:cNvPicPr/>
                   </pic:nvPicPr>
                   <pic:blipFill>
+                    <a:blip r:embed="rId28"/>
+                    <a:stretch>
+                      <a:fillRect/>
+                    </a:stretch>
+                  </pic:blipFill>
+                  <pic:spPr>
+                    <a:xfrm>
+                      <a:off x="0" y="0"/>
+                      <a:ext cx="5688000" cy="3555000"/>
+                    </a:xfrm>
+                    <a:prstGeom prst="rect">
+                      <a:avLst/>
+                    </a:prstGeom>
+                  </pic:spPr>
+                </pic:pic>
+              </a:graphicData>
+            </a:graphic>
+          </wp:inline>
+        </w:drawing>
+      </w:r>
+    </w:p>
+    <w:p>
+      <w:pPr>
+        <w:spacing w:after="160" w:line="360" w:lineRule="auto"/>
+        <w:jc w:val="center"/>
+        <w:rPr>
+          <w:lang w:val="es-ES_tradnl"/>
+        </w:rPr>
+      </w:pPr>
+      <w:r>
+        <w:rPr>
+          <w:i/>
+          <w:sz w:val="18"/>
+          <w:lang w:val="es-ES_tradnl"/>
+        </w:rPr>
+        <w:t>Pantalla 11.9. Inicio de sesión. Acceso con selección de rol, correo, contraseña y validación.</w:t>
+      </w:r>
+    </w:p>
+    <w:p>
+      <w:pPr>
+        <w:spacing w:before="80" w:after="40" w:line="360" w:lineRule="auto"/>
+        <w:jc w:val="center"/>
+        <w:rPr>
+          <w:lang w:val="es-ES_tradnl"/>
+        </w:rPr>
+      </w:pPr>
+      <w:r>
+        <w:rPr>
+          <w:noProof/>
+          <w:lang w:val="es-ES_tradnl"/>
+        </w:rPr>
+        <w:lastRenderedPageBreak/>
+        <w:drawing>
+          <wp:inline distT="0" distB="0" distL="0" distR="0" wp14:anchorId="1C8B6305" wp14:editId="2A626DBE">
+            <wp:extent cx="5688000" cy="3555000"/>
+            <wp:effectExtent l="0" t="0" r="0" b="0"/>
+            <wp:docPr id="34" name="Picture 34"/>
+            <wp:cNvGraphicFramePr>
+              <a:graphicFrameLocks xmlns:a="http://schemas.openxmlformats.org/drawingml/2006/main" noChangeAspect="1"/>
+            </wp:cNvGraphicFramePr>
+            <a:graphic xmlns:a="http://schemas.openxmlformats.org/drawingml/2006/main">
+              <a:graphicData uri="http://schemas.openxmlformats.org/drawingml/2006/picture">
+                <pic:pic xmlns:pic="http://schemas.openxmlformats.org/drawingml/2006/picture">
+                  <pic:nvPicPr>
+                    <pic:cNvPr id="0" name="alta_p9_1.png"/>
+                    <pic:cNvPicPr/>
+                  </pic:nvPicPr>
+                  <pic:blipFill>
                     <a:blip r:embed="rId29"/>
                     <a:stretch>
                       <a:fillRect/>
@@ -30203,7 +30250,7 @@
           <w:sz w:val="18"/>
           <w:lang w:val="es-ES_tradnl"/>
         </w:rPr>
-        <w:t>Pantalla 11.9. Inicio de sesión. Acceso con selección de rol, correo, contraseña y validación.</w:t>
+        <w:t>Pantalla 11.10. Resumen de administración. Indicadores de recaudación, pendientes, alertas y residentes.</w:t>
       </w:r>
     </w:p>
     <w:p>
@@ -30219,12 +30266,11 @@
           <w:noProof/>
           <w:lang w:val="es-ES_tradnl"/>
         </w:rPr>
-        <w:lastRenderedPageBreak/>
         <w:drawing>
-          <wp:inline distT="0" distB="0" distL="0" distR="0" wp14:anchorId="1C8B6305" wp14:editId="2A626DBE">
+          <wp:inline distT="0" distB="0" distL="0" distR="0" wp14:anchorId="1D18CAF9" wp14:editId="5B2F67BB">
             <wp:extent cx="5688000" cy="3555000"/>
             <wp:effectExtent l="0" t="0" r="0" b="0"/>
-            <wp:docPr id="34" name="Picture 34"/>
+            <wp:docPr id="35" name="Picture 35"/>
             <wp:cNvGraphicFramePr>
               <a:graphicFrameLocks xmlns:a="http://schemas.openxmlformats.org/drawingml/2006/main" noChangeAspect="1"/>
             </wp:cNvGraphicFramePr>
@@ -30232,7 +30278,7 @@
               <a:graphicData uri="http://schemas.openxmlformats.org/drawingml/2006/picture">
                 <pic:pic xmlns:pic="http://schemas.openxmlformats.org/drawingml/2006/picture">
                   <pic:nvPicPr>
-                    <pic:cNvPr id="0" name="alta_p9_1.png"/>
+                    <pic:cNvPr id="0" name="alta_p10_1.png"/>
                     <pic:cNvPicPr/>
                   </pic:nvPicPr>
                   <pic:blipFill>
@@ -30271,7 +30317,7 @@
           <w:sz w:val="18"/>
           <w:lang w:val="es-ES_tradnl"/>
         </w:rPr>
-        <w:t>Pantalla 11.10. Resumen de administración. Indicadores de recaudación, pendientes, alertas y residentes.</w:t>
+        <w:t>Pantalla 11.11. Gestión de residentes. Tabla responsive con búsqueda, filtros, estados y acción de alta.</w:t>
       </w:r>
     </w:p>
     <w:p>
@@ -30287,11 +30333,12 @@
           <w:noProof/>
           <w:lang w:val="es-ES_tradnl"/>
         </w:rPr>
+        <w:lastRenderedPageBreak/>
         <w:drawing>
-          <wp:inline distT="0" distB="0" distL="0" distR="0" wp14:anchorId="1D18CAF9" wp14:editId="5B2F67BB">
+          <wp:inline distT="0" distB="0" distL="0" distR="0" wp14:anchorId="44AB5064" wp14:editId="7B37F5E6">
             <wp:extent cx="5688000" cy="3555000"/>
             <wp:effectExtent l="0" t="0" r="0" b="0"/>
-            <wp:docPr id="35" name="Picture 35"/>
+            <wp:docPr id="36" name="Picture 36"/>
             <wp:cNvGraphicFramePr>
               <a:graphicFrameLocks xmlns:a="http://schemas.openxmlformats.org/drawingml/2006/main" noChangeAspect="1"/>
             </wp:cNvGraphicFramePr>
@@ -30299,7 +30346,7 @@
               <a:graphicData uri="http://schemas.openxmlformats.org/drawingml/2006/picture">
                 <pic:pic xmlns:pic="http://schemas.openxmlformats.org/drawingml/2006/picture">
                   <pic:nvPicPr>
-                    <pic:cNvPr id="0" name="alta_p10_1.png"/>
+                    <pic:cNvPr id="0" name="alta_p11_1.png"/>
                     <pic:cNvPicPr/>
                   </pic:nvPicPr>
                   <pic:blipFill>
@@ -30338,7 +30385,7 @@
           <w:sz w:val="18"/>
           <w:lang w:val="es-ES_tradnl"/>
         </w:rPr>
-        <w:t>Pantalla 11.11. Gestión de residentes. Tabla responsive con búsqueda, filtros, estados y acción de alta.</w:t>
+        <w:t>Pantalla 11.12. Modal de registro de residente. Formulario visible para registrar nombre, departamento, tipo, teléfono y correo.</w:t>
       </w:r>
     </w:p>
     <w:p>
@@ -30354,12 +30401,11 @@
           <w:noProof/>
           <w:lang w:val="es-ES_tradnl"/>
         </w:rPr>
-        <w:lastRenderedPageBreak/>
         <w:drawing>
-          <wp:inline distT="0" distB="0" distL="0" distR="0" wp14:anchorId="44AB5064" wp14:editId="7B37F5E6">
+          <wp:inline distT="0" distB="0" distL="0" distR="0" wp14:anchorId="2CE17623" wp14:editId="607DE0AC">
             <wp:extent cx="5688000" cy="3555000"/>
             <wp:effectExtent l="0" t="0" r="0" b="0"/>
-            <wp:docPr id="36" name="Picture 36"/>
+            <wp:docPr id="37" name="Picture 37"/>
             <wp:cNvGraphicFramePr>
               <a:graphicFrameLocks xmlns:a="http://schemas.openxmlformats.org/drawingml/2006/main" noChangeAspect="1"/>
             </wp:cNvGraphicFramePr>
@@ -30367,7 +30413,7 @@
               <a:graphicData uri="http://schemas.openxmlformats.org/drawingml/2006/picture">
                 <pic:pic xmlns:pic="http://schemas.openxmlformats.org/drawingml/2006/picture">
                   <pic:nvPicPr>
-                    <pic:cNvPr id="0" name="alta_p11_1.png"/>
+                    <pic:cNvPr id="0" name="alta_p12_1.png"/>
                     <pic:cNvPicPr/>
                   </pic:nvPicPr>
                   <pic:blipFill>
@@ -30406,7 +30452,7 @@
           <w:sz w:val="18"/>
           <w:lang w:val="es-ES_tradnl"/>
         </w:rPr>
-        <w:t>Pantalla 11.12. Modal de registro de residente. Formulario visible para registrar nombre, departamento, tipo, teléfono y correo.</w:t>
+        <w:t>Pantalla 11.13. Cuotas y pagos. Consulta administrativa por período, departamento y estado.</w:t>
       </w:r>
     </w:p>
     <w:p>
@@ -30422,11 +30468,12 @@
           <w:noProof/>
           <w:lang w:val="es-ES_tradnl"/>
         </w:rPr>
+        <w:lastRenderedPageBreak/>
         <w:drawing>
-          <wp:inline distT="0" distB="0" distL="0" distR="0" wp14:anchorId="2CE17623" wp14:editId="607DE0AC">
+          <wp:inline distT="0" distB="0" distL="0" distR="0" wp14:anchorId="58211D05" wp14:editId="0963304C">
             <wp:extent cx="5688000" cy="3555000"/>
             <wp:effectExtent l="0" t="0" r="0" b="0"/>
-            <wp:docPr id="37" name="Picture 37"/>
+            <wp:docPr id="38" name="Picture 38"/>
             <wp:cNvGraphicFramePr>
               <a:graphicFrameLocks xmlns:a="http://schemas.openxmlformats.org/drawingml/2006/main" noChangeAspect="1"/>
             </wp:cNvGraphicFramePr>
@@ -30434,7 +30481,7 @@
               <a:graphicData uri="http://schemas.openxmlformats.org/drawingml/2006/picture">
                 <pic:pic xmlns:pic="http://schemas.openxmlformats.org/drawingml/2006/picture">
                   <pic:nvPicPr>
-                    <pic:cNvPr id="0" name="alta_p12_1.png"/>
+                    <pic:cNvPr id="0" name="alta_p13_1.png"/>
                     <pic:cNvPicPr/>
                   </pic:nvPicPr>
                   <pic:blipFill>
@@ -30473,7 +30520,7 @@
           <w:sz w:val="18"/>
           <w:lang w:val="es-ES_tradnl"/>
         </w:rPr>
-        <w:t>Pantalla 11.13. Cuotas y pagos. Consulta administrativa por período, departamento y estado.</w:t>
+        <w:t>Pantalla 11.14. Alertas de morosidad. Envío de recordatorios y seguimiento de comunicaciones.</w:t>
       </w:r>
     </w:p>
     <w:p>
@@ -30489,12 +30536,11 @@
           <w:noProof/>
           <w:lang w:val="es-ES_tradnl"/>
         </w:rPr>
-        <w:lastRenderedPageBreak/>
         <w:drawing>
-          <wp:inline distT="0" distB="0" distL="0" distR="0" wp14:anchorId="58211D05" wp14:editId="0963304C">
+          <wp:inline distT="0" distB="0" distL="0" distR="0" wp14:anchorId="3D40812B" wp14:editId="6EA812E1">
             <wp:extent cx="5688000" cy="3555000"/>
             <wp:effectExtent l="0" t="0" r="0" b="0"/>
-            <wp:docPr id="38" name="Picture 38"/>
+            <wp:docPr id="39" name="Picture 39"/>
             <wp:cNvGraphicFramePr>
               <a:graphicFrameLocks xmlns:a="http://schemas.openxmlformats.org/drawingml/2006/main" noChangeAspect="1"/>
             </wp:cNvGraphicFramePr>
@@ -30502,7 +30548,7 @@
               <a:graphicData uri="http://schemas.openxmlformats.org/drawingml/2006/picture">
                 <pic:pic xmlns:pic="http://schemas.openxmlformats.org/drawingml/2006/picture">
                   <pic:nvPicPr>
-                    <pic:cNvPr id="0" name="alta_p13_1.png"/>
+                    <pic:cNvPr id="0" name="alta_p14_1.png"/>
                     <pic:cNvPicPr/>
                   </pic:nvPicPr>
                   <pic:blipFill>
@@ -30541,7 +30587,7 @@
           <w:sz w:val="18"/>
           <w:lang w:val="es-ES_tradnl"/>
         </w:rPr>
-        <w:t>Pantalla 11.14. Alertas de morosidad. Envío de recordatorios y seguimiento de comunicaciones.</w:t>
+        <w:t>Pantalla 11.15. Mi información. Consulta de datos personales y solicitud de actualización.</w:t>
       </w:r>
     </w:p>
     <w:p>
@@ -30557,11 +30603,12 @@
           <w:noProof/>
           <w:lang w:val="es-ES_tradnl"/>
         </w:rPr>
+        <w:lastRenderedPageBreak/>
         <w:drawing>
-          <wp:inline distT="0" distB="0" distL="0" distR="0" wp14:anchorId="3D40812B" wp14:editId="6EA812E1">
+          <wp:inline distT="0" distB="0" distL="0" distR="0" wp14:anchorId="40E92DC9" wp14:editId="4C8E4F03">
             <wp:extent cx="5688000" cy="3555000"/>
             <wp:effectExtent l="0" t="0" r="0" b="0"/>
-            <wp:docPr id="39" name="Picture 39"/>
+            <wp:docPr id="40" name="Picture 40"/>
             <wp:cNvGraphicFramePr>
               <a:graphicFrameLocks xmlns:a="http://schemas.openxmlformats.org/drawingml/2006/main" noChangeAspect="1"/>
             </wp:cNvGraphicFramePr>
@@ -30569,7 +30616,7 @@
               <a:graphicData uri="http://schemas.openxmlformats.org/drawingml/2006/picture">
                 <pic:pic xmlns:pic="http://schemas.openxmlformats.org/drawingml/2006/picture">
                   <pic:nvPicPr>
-                    <pic:cNvPr id="0" name="alta_p14_1.png"/>
+                    <pic:cNvPr id="0" name="alta_p15_1.png"/>
                     <pic:cNvPicPr/>
                   </pic:nvPicPr>
                   <pic:blipFill>
@@ -30608,74 +30655,6 @@
           <w:sz w:val="18"/>
           <w:lang w:val="es-ES_tradnl"/>
         </w:rPr>
-        <w:t>Pantalla 11.15. Mi información. Consulta de datos personales y solicitud de actualización.</w:t>
-      </w:r>
-    </w:p>
-    <w:p>
-      <w:pPr>
-        <w:spacing w:before="80" w:after="40" w:line="360" w:lineRule="auto"/>
-        <w:jc w:val="center"/>
-        <w:rPr>
-          <w:lang w:val="es-ES_tradnl"/>
-        </w:rPr>
-      </w:pPr>
-      <w:r>
-        <w:rPr>
-          <w:noProof/>
-          <w:lang w:val="es-ES_tradnl"/>
-        </w:rPr>
-        <w:lastRenderedPageBreak/>
-        <w:drawing>
-          <wp:inline distT="0" distB="0" distL="0" distR="0" wp14:anchorId="40E92DC9" wp14:editId="4C8E4F03">
-            <wp:extent cx="5688000" cy="3555000"/>
-            <wp:effectExtent l="0" t="0" r="0" b="0"/>
-            <wp:docPr id="40" name="Picture 40"/>
-            <wp:cNvGraphicFramePr>
-              <a:graphicFrameLocks xmlns:a="http://schemas.openxmlformats.org/drawingml/2006/main" noChangeAspect="1"/>
-            </wp:cNvGraphicFramePr>
-            <a:graphic xmlns:a="http://schemas.openxmlformats.org/drawingml/2006/main">
-              <a:graphicData uri="http://schemas.openxmlformats.org/drawingml/2006/picture">
-                <pic:pic xmlns:pic="http://schemas.openxmlformats.org/drawingml/2006/picture">
-                  <pic:nvPicPr>
-                    <pic:cNvPr id="0" name="alta_p15_1.png"/>
-                    <pic:cNvPicPr/>
-                  </pic:nvPicPr>
-                  <pic:blipFill>
-                    <a:blip r:embed="rId36"/>
-                    <a:stretch>
-                      <a:fillRect/>
-                    </a:stretch>
-                  </pic:blipFill>
-                  <pic:spPr>
-                    <a:xfrm>
-                      <a:off x="0" y="0"/>
-                      <a:ext cx="5688000" cy="3555000"/>
-                    </a:xfrm>
-                    <a:prstGeom prst="rect">
-                      <a:avLst/>
-                    </a:prstGeom>
-                  </pic:spPr>
-                </pic:pic>
-              </a:graphicData>
-            </a:graphic>
-          </wp:inline>
-        </w:drawing>
-      </w:r>
-    </w:p>
-    <w:p>
-      <w:pPr>
-        <w:spacing w:after="160" w:line="360" w:lineRule="auto"/>
-        <w:jc w:val="center"/>
-        <w:rPr>
-          <w:lang w:val="es-ES_tradnl"/>
-        </w:rPr>
-      </w:pPr>
-      <w:r>
-        <w:rPr>
-          <w:i/>
-          <w:sz w:val="18"/>
-          <w:lang w:val="es-ES_tradnl"/>
-        </w:rPr>
         <w:t>Pantalla 11.16. Mis cuotas y pagos. Recepción del recordatorio, pago, historial y comprobantes del residente.</w:t>
       </w:r>
     </w:p>
@@ -31752,6 +31731,7 @@
               <w:rPr>
                 <w:lang w:val="es-ES_tradnl"/>
               </w:rPr>
+              <w:lastRenderedPageBreak/>
               <w:t>HTML5 + CSS</w:t>
             </w:r>
           </w:p>
@@ -31836,7 +31816,6 @@
               <w:rPr>
                 <w:lang w:val="es-ES_tradnl"/>
               </w:rPr>
-              <w:lastRenderedPageBreak/>
               <w:t>Bootstrap 5.3.8</w:t>
             </w:r>
           </w:p>
@@ -35876,7 +35855,7 @@
                     </pic:cNvPicPr>
                   </pic:nvPicPr>
                   <pic:blipFill>
-                    <a:blip r:embed="rId37" cstate="print">
+                    <a:blip r:embed="rId36" cstate="print">
                       <a:extLst>
                         <a:ext uri="{28A0092B-C50C-407E-A947-70E740481C1C}">
                           <a14:useLocalDpi xmlns:a14="http://schemas.microsoft.com/office/drawing/2010/main" val="0"/>
@@ -35996,8 +35975,8 @@
       </w:pPr>
     </w:p>
     <w:sectPr>
-      <w:footerReference w:type="default" r:id="rId38"/>
-      <w:footerReference w:type="first" r:id="rId39"/>
+      <w:footerReference w:type="default" r:id="rId37"/>
+      <w:footerReference w:type="first" r:id="rId38"/>
       <w:pgSz w:w="12240" w:h="15840"/>
       <w:pgMar w:top="720" w:right="720" w:bottom="720" w:left="720" w:header="720" w:footer="288" w:gutter="0"/>
       <w:cols w:space="720"/>
